--- a/Publicity Overrides.docx
+++ b/Publicity Overrides.docx
@@ -167,7 +167,7 @@
         <w:rPr>
           <w:noProof/>
         </w:rPr>
-        <w:t xml:space="preserve"> will send your  grid location, description and any items you have martked for Show In Search in world.</w:t>
+        <w:t xml:space="preserve"> will send your  grid location, description and any items you have marked for Show In Search in world.</w:t>
       </w:r>
     </w:p>
     <w:p>
